--- a/Quanta, Actually - SERIES/QED Course/chapters/Lesson 50 Feynman Rules.docx
+++ b/Quanta, Actually - SERIES/QED Course/chapters/Lesson 50 Feynman Rules.docx
@@ -17,7 +17,7 @@
         <w:jc w:val="center"/>
       </w:pPr>
       <w:r>
-        <w:t>Lesson 50 of the Complete Quantum Electrodynamics Course</w:t>
+        <w:t>Lesson 50 of Quantum, Actually, Volume 2: A QED Course</w:t>
       </w:r>
     </w:p>
     <w:p>
@@ -90,7 +90,16 @@
         <w:pStyle w:val="ListBullet"/>
       </w:pPr>
       <w:r>
-        <w:t>Extend Lesson 45's first-order S-matrix term to the general Dyson series term S^(n), and verify the 1/n! is consistent with time-ordering a symmetric multiple integral.</w:t>
+        <w:t>Extend Lesson 45's first-order S-matrix term to the general Dyson series term S</w:t>
+      </w:r>
+      <w:r>
+        <w:rPr>
+          <w:vertAlign w:val="superscript"/>
+        </w:rPr>
+        <w:t>(n)</w:t>
+      </w:r>
+      <w:r>
+        <w:t>, and verify the 1/n! is consistent with time-ordering a symmetric multiple integral.</w:t>
       </w:r>
     </w:p>
     <w:p>
@@ -222,7 +231,13 @@
           </w:tcPr>
           <w:p>
             <w:r>
-              <w:t>S^(n)</w:t>
+              <w:t>S</w:t>
+            </w:r>
+            <w:r>
+              <w:rPr>
+                <w:vertAlign w:val="superscript"/>
+              </w:rPr>
+              <w:t>(n)</w:t>
             </w:r>
           </w:p>
         </w:tc>
@@ -313,7 +328,25 @@
           </w:tcPr>
           <w:p>
             <w:r>
-              <w:t>Invariant amplitude, defined by S=1+i(2π)⁴δ⁴(ΣP_out−ΣP_in)ℳ</w:t>
+              <w:t>Invariant amplitude, defined by S=1+i(2π)⁴δ⁴(ΣP</w:t>
+            </w:r>
+            <w:r>
+              <w:rPr>
+                <w:vertAlign w:val="subscript"/>
+              </w:rPr>
+              <w:t>out</w:t>
+            </w:r>
+            <w:r>
+              <w:t>−ΣP</w:t>
+            </w:r>
+            <w:r>
+              <w:rPr>
+                <w:vertAlign w:val="subscript"/>
+              </w:rPr>
+              <w:t>in</w:t>
+            </w:r>
+            <w:r>
+              <w:t>)ℳ</w:t>
             </w:r>
           </w:p>
         </w:tc>
@@ -357,6 +390,76 @@
         </w:tc>
       </w:tr>
     </w:tbl>
+    <w:tbl>
+      <w:tblPr>
+        <w:tblW w:type="auto" w:w="0"/>
+        <w:jc w:val="center"/>
+        <w:tblLayout w:type="fixed"/>
+        <w:tblLook w:firstColumn="1" w:firstRow="1" w:lastColumn="0" w:lastRow="0" w:noHBand="0" w:noVBand="1" w:val="04A0"/>
+        <w:tblBorders>
+          <w:top w:val="single" w:sz="8" w:color="7FA7CF"/>
+          <w:left w:val="single" w:sz="8" w:color="7FA7CF"/>
+          <w:bottom w:val="single" w:sz="8" w:color="7FA7CF"/>
+          <w:right w:val="single" w:sz="8" w:color="7FA7CF"/>
+        </w:tblBorders>
+      </w:tblPr>
+      <w:tblGrid>
+        <w:gridCol w:w="9392"/>
+      </w:tblGrid>
+      <w:tr>
+        <w:tc>
+          <w:tcPr>
+            <w:tcW w:type="dxa" w:w="9392"/>
+            <w:shd w:fill="F3F7FB"/>
+            <w:tcMar>
+              <w:top w:w="140" w:type="dxa"/>
+              <w:start w:w="140" w:type="dxa"/>
+              <w:bottom w:w="140" w:type="dxa"/>
+              <w:end w:w="140" w:type="dxa"/>
+            </w:tcMar>
+          </w:tcPr>
+          <w:p>
+            <w:r>
+              <w:rPr>
+                <w:b/>
+                <w:color w:val="1F4E78"/>
+              </w:rPr>
+              <w:t>First pass: the result before the derivation</w:t>
+            </w:r>
+          </w:p>
+          <w:p>
+            <w:pPr>
+              <w:spacing w:after="60"/>
+            </w:pPr>
+            <w:r>
+              <w:t>Every QED amplitude follows from a recipe: external-line factors (u, ū, v, v̄, ε, ε*), a vertex ieγ</w:t>
+            </w:r>
+            <w:r>
+              <w:rPr>
+                <w:vertAlign w:val="superscript"/>
+              </w:rPr>
+              <w:t>μ</w:t>
+            </w:r>
+            <w:r>
+              <w:t xml:space="preserve"> at each junction, propagators for internal lines, momentum conservation at each vertex, and a loop integral with a minus sign for each closed fermion loop.</w:t>
+            </w:r>
+          </w:p>
+          <w:p>
+            <w:pPr>
+              <w:spacing w:after="60"/>
+            </w:pPr>
+            <w:r>
+              <w:t>This is the precise form of Prologue 5's three actions. Figure 50.1 collects the rules on one page.</w:t>
+            </w:r>
+          </w:p>
+        </w:tc>
+      </w:tr>
+    </w:tbl>
+    <w:p>
+      <w:pPr>
+        <w:spacing w:after="80"/>
+      </w:pPr>
+    </w:p>
     <w:p>
       <w:pPr>
         <w:pStyle w:val="Heading2"/>
@@ -375,7 +478,34 @@
     </w:p>
     <w:p>
       <w:r>
-        <w:t>Lesson 45, Section 1.2, derived S^(1)=−i∫d⁴xℋ_int(x) by truncating the interaction-picture integral equation at first order. Iterating that equation once more, without yet symmetrizing, gives a term with two nested time integrals over an ordered (triangular) region, t_0≤t″≤t′≤t. Time-ordering symmetrizes this into the standard Dyson series term,</w:t>
+        <w:t>Lesson 45, Section 1.2, derived S</w:t>
+      </w:r>
+      <w:r>
+        <w:rPr>
+          <w:vertAlign w:val="superscript"/>
+        </w:rPr>
+        <w:t>(1)</w:t>
+      </w:r>
+      <w:r>
+        <w:t>=−i∫d⁴xℋ</w:t>
+      </w:r>
+      <w:r>
+        <w:rPr>
+          <w:vertAlign w:val="subscript"/>
+        </w:rPr>
+        <w:t>int</w:t>
+      </w:r>
+      <w:r>
+        <w:t>(x) by truncating the interaction-picture integral equation at first order. Iterating that equation once more, without yet symmetrizing, gives a term with two nested time integrals over an ordered (triangular) region, t</w:t>
+      </w:r>
+      <w:r>
+        <w:rPr>
+          <w:vertAlign w:val="subscript"/>
+        </w:rPr>
+        <w:t>0</w:t>
+      </w:r>
+      <w:r>
+        <w:t>≤t″≤t′≤t. Time-ordering symmetrizes this into the standard Dyson series term,</w:t>
       </w:r>
     </w:p>
     <w:p>
@@ -578,7 +708,16 @@
     </w:p>
     <w:p>
       <w:r>
-        <w:t>with S^(1) the n=1 case already derived.</w:t>
+        <w:t>with S</w:t>
+      </w:r>
+      <w:r>
+        <w:rPr>
+          <w:vertAlign w:val="superscript"/>
+        </w:rPr>
+        <w:t>(1)</w:t>
+      </w:r>
+      <w:r>
+        <w:t xml:space="preserve"> the n=1 case already derived.</w:t>
       </w:r>
     </w:p>
     <w:p>
@@ -591,7 +730,73 @@
     </w:p>
     <w:p>
       <w:r>
-        <w:t>For n=2, the nested (triangular) integral ∫_(t_0)^t dt′∫_(t_0)^(t′) dt″ H(t′)H(t″) covers only the region t″&lt;t′; on that region T{H(t′)H(t″)}=H(t′)H(t″) (the later time already sits to the left). On the complementary region t′&lt;t″, T{H(t′)H(t″)}=H(t″)H(t′), and relabeling the dummy integration variables t′↔t″ shows this region's contribution to ∫∫_(square) T{H(t′)H(t″)} equals the same triangular integral already computed. The full square (t′,t″∈[t_0,t]) is exactly twice the original triangular region, so (1/2!)∫∫_(square)T{HH}=∫∫_(triangle)HH, the original nested integral, confirming the 1/n! exactly compensates for symmetrizing the ordered integral into an unordered one.</w:t>
+        <w:t>For n=2, the nested (triangular) integral ∫</w:t>
+      </w:r>
+      <w:r>
+        <w:rPr>
+          <w:vertAlign w:val="subscript"/>
+        </w:rPr>
+        <w:t>t₀</w:t>
+      </w:r>
+      <w:r>
+        <w:rPr>
+          <w:vertAlign w:val="superscript"/>
+        </w:rPr>
+        <w:t>t</w:t>
+      </w:r>
+      <w:r>
+        <w:t xml:space="preserve"> dt′∫</w:t>
+      </w:r>
+      <w:r>
+        <w:rPr>
+          <w:vertAlign w:val="subscript"/>
+        </w:rPr>
+        <w:t>t₀</w:t>
+      </w:r>
+      <w:r>
+        <w:rPr>
+          <w:vertAlign w:val="superscript"/>
+        </w:rPr>
+        <w:t>t′</w:t>
+      </w:r>
+      <w:r>
+        <w:t xml:space="preserve"> dt″ H(t′)H(t″) covers only the region t″&lt;t′; on that region T{H(t′)H(t″)}=H(t′)H(t″) (the later time already sits to the left). On the complementary region t′&lt;t″, T{H(t′)H(t″)}=H(t″)H(t′), and relabeling the dummy integration variables t′↔t″ shows this region's contribution to ∫∫</w:t>
+      </w:r>
+      <w:r>
+        <w:rPr>
+          <w:vertAlign w:val="subscript"/>
+        </w:rPr>
+        <w:t>square</w:t>
+      </w:r>
+      <w:r>
+        <w:t xml:space="preserve"> T{H(t′)H(t″)} equals the same triangular integral already computed. The full square (t′,t″∈[t</w:t>
+      </w:r>
+      <w:r>
+        <w:rPr>
+          <w:vertAlign w:val="subscript"/>
+        </w:rPr>
+        <w:t>0</w:t>
+      </w:r>
+      <w:r>
+        <w:t>,t]) is exactly twice the original triangular region, so (1/2!)∫∫</w:t>
+      </w:r>
+      <w:r>
+        <w:rPr>
+          <w:vertAlign w:val="subscript"/>
+        </w:rPr>
+        <w:t>square</w:t>
+      </w:r>
+      <w:r>
+        <w:t>T{HH}=∫∫</w:t>
+      </w:r>
+      <w:r>
+        <w:rPr>
+          <w:vertAlign w:val="subscript"/>
+        </w:rPr>
+        <w:t>triangle</w:t>
+      </w:r>
+      <w:r>
+        <w:t>HH, the original nested integral, confirming the 1/n! exactly compensates for symmetrizing the ordered integral into an unordered one.</w:t>
       </w:r>
     </w:p>
     <w:p>
@@ -626,7 +831,214 @@
     </w:p>
     <w:p>
       <w:r>
-        <w:t>Consider e⁻(p)+γ(k)→e⁻(p′)+γ(k′), with the interaction term e²T{[ψ̄γ^αψA_α](x₁)[ψ̄γ^βψA_β](x₂)} appearing inside S^(2) (using ℋ_int=−eψ̄γ^μψA_μ, so ℋ_int(x₁)ℋ_int(x₂)=e²[ψ̄γ^αψA_α](x₁)[ψ̄γ^βψA_β](x₂)). Following Lesson 49's leg factors, contract: ψ̄(x₁) against the outgoing electron, giving ū(p′)e^(ip′x₁); A_α(x₁) against the outgoing photon, giving ε_α(k′)e^(ik′x₁); ψ(x₂) against the incoming electron, giving u(p)e^(−ipx₂); A_β(x₂) against the incoming photon, giving ε_β(k)e^(−ikx₂). The remaining ψ(x₁) and ψ̄(x₂), not attached to any external state, contract with each other, using ⟨0|T{ψ(x₁)ψ̄(x₂)}|0⟩=S_F(x₁−x₂) (Lesson 47, Section 1.2), to form the internal electron line.</w:t>
+        <w:t>Consider e⁻(p)+γ(k)→e⁻(p′)+γ(k′), with the interaction term e²T{[ψ̄γ</w:t>
+      </w:r>
+      <w:r>
+        <w:rPr>
+          <w:vertAlign w:val="superscript"/>
+        </w:rPr>
+        <w:t>α</w:t>
+      </w:r>
+      <w:r>
+        <w:t>ψA</w:t>
+      </w:r>
+      <w:r>
+        <w:rPr>
+          <w:vertAlign w:val="subscript"/>
+        </w:rPr>
+        <w:t>α</w:t>
+      </w:r>
+      <w:r>
+        <w:t>](x₁)[ψ̄γ</w:t>
+      </w:r>
+      <w:r>
+        <w:rPr>
+          <w:vertAlign w:val="superscript"/>
+        </w:rPr>
+        <w:t>β</w:t>
+      </w:r>
+      <w:r>
+        <w:t>ψA</w:t>
+      </w:r>
+      <w:r>
+        <w:rPr>
+          <w:vertAlign w:val="subscript"/>
+        </w:rPr>
+        <w:t>β</w:t>
+      </w:r>
+      <w:r>
+        <w:t>](x₂)} appearing inside S</w:t>
+      </w:r>
+      <w:r>
+        <w:rPr>
+          <w:vertAlign w:val="superscript"/>
+        </w:rPr>
+        <w:t>(2)</w:t>
+      </w:r>
+      <w:r>
+        <w:t xml:space="preserve"> (using ℋ</w:t>
+      </w:r>
+      <w:r>
+        <w:rPr>
+          <w:vertAlign w:val="subscript"/>
+        </w:rPr>
+        <w:t>int</w:t>
+      </w:r>
+      <w:r>
+        <w:t>=−eψ̄γ</w:t>
+      </w:r>
+      <w:r>
+        <w:rPr>
+          <w:vertAlign w:val="superscript"/>
+        </w:rPr>
+        <w:t>μ</w:t>
+      </w:r>
+      <w:r>
+        <w:t>ψA</w:t>
+      </w:r>
+      <w:r>
+        <w:rPr>
+          <w:vertAlign w:val="subscript"/>
+        </w:rPr>
+        <w:t>μ</w:t>
+      </w:r>
+      <w:r>
+        <w:t>, so ℋ</w:t>
+      </w:r>
+      <w:r>
+        <w:rPr>
+          <w:vertAlign w:val="subscript"/>
+        </w:rPr>
+        <w:t>int</w:t>
+      </w:r>
+      <w:r>
+        <w:t>(x₁)ℋ</w:t>
+      </w:r>
+      <w:r>
+        <w:rPr>
+          <w:vertAlign w:val="subscript"/>
+        </w:rPr>
+        <w:t>int</w:t>
+      </w:r>
+      <w:r>
+        <w:t>(x₂)=e²[ψ̄γ</w:t>
+      </w:r>
+      <w:r>
+        <w:rPr>
+          <w:vertAlign w:val="superscript"/>
+        </w:rPr>
+        <w:t>α</w:t>
+      </w:r>
+      <w:r>
+        <w:t>ψA</w:t>
+      </w:r>
+      <w:r>
+        <w:rPr>
+          <w:vertAlign w:val="subscript"/>
+        </w:rPr>
+        <w:t>α</w:t>
+      </w:r>
+      <w:r>
+        <w:t>](x₁)[ψ̄γ</w:t>
+      </w:r>
+      <w:r>
+        <w:rPr>
+          <w:vertAlign w:val="superscript"/>
+        </w:rPr>
+        <w:t>β</w:t>
+      </w:r>
+      <w:r>
+        <w:t>ψA</w:t>
+      </w:r>
+      <w:r>
+        <w:rPr>
+          <w:vertAlign w:val="subscript"/>
+        </w:rPr>
+        <w:t>β</w:t>
+      </w:r>
+      <w:r>
+        <w:t>](x₂)). Following Lesson 49's leg factors, contract: ψ̄(x₁) against the outgoing electron, giving ū(p′)e</w:t>
+      </w:r>
+      <w:r>
+        <w:rPr>
+          <w:vertAlign w:val="superscript"/>
+        </w:rPr>
+        <w:t>ip′x₁</w:t>
+      </w:r>
+      <w:r>
+        <w:t>; A</w:t>
+      </w:r>
+      <w:r>
+        <w:rPr>
+          <w:vertAlign w:val="subscript"/>
+        </w:rPr>
+        <w:t>α</w:t>
+      </w:r>
+      <w:r>
+        <w:t>(x₁) against the outgoing photon, giving ε</w:t>
+      </w:r>
+      <w:r>
+        <w:rPr>
+          <w:vertAlign w:val="subscript"/>
+        </w:rPr>
+        <w:t>α</w:t>
+      </w:r>
+      <w:r>
+        <w:t>(k′)e</w:t>
+      </w:r>
+      <w:r>
+        <w:rPr>
+          <w:vertAlign w:val="superscript"/>
+        </w:rPr>
+        <w:t>ik′x₁</w:t>
+      </w:r>
+      <w:r>
+        <w:t>; ψ(x₂) against the incoming electron, giving u(p)e</w:t>
+      </w:r>
+      <w:r>
+        <w:rPr>
+          <w:vertAlign w:val="superscript"/>
+        </w:rPr>
+        <w:t>−ipx₂</w:t>
+      </w:r>
+      <w:r>
+        <w:t>; A</w:t>
+      </w:r>
+      <w:r>
+        <w:rPr>
+          <w:vertAlign w:val="subscript"/>
+        </w:rPr>
+        <w:t>β</w:t>
+      </w:r>
+      <w:r>
+        <w:t>(x₂) against the incoming photon, giving ε</w:t>
+      </w:r>
+      <w:r>
+        <w:rPr>
+          <w:vertAlign w:val="subscript"/>
+        </w:rPr>
+        <w:t>β</w:t>
+      </w:r>
+      <w:r>
+        <w:t>(k)e</w:t>
+      </w:r>
+      <w:r>
+        <w:rPr>
+          <w:vertAlign w:val="superscript"/>
+        </w:rPr>
+        <w:t>−ikx₂</w:t>
+      </w:r>
+      <w:r>
+        <w:t>. The remaining ψ(x₁) and ψ̄(x₂), not attached to any external state, contract with each other, using ⟨0|T{ψ(x₁)ψ̄(x₂)}|0⟩=S</w:t>
+      </w:r>
+      <w:r>
+        <w:rPr>
+          <w:vertAlign w:val="subscript"/>
+        </w:rPr>
+        <w:t>F</w:t>
+      </w:r>
+      <w:r>
+        <w:t>(x₁−x₂) (Lesson 47, Section 1.2), to form the internal electron line.</w:t>
       </w:r>
     </w:p>
     <w:p>
@@ -639,7 +1051,34 @@
     </w:p>
     <w:p>
       <w:r>
-        <w:t>Substituting S_F(x₁−x₂)=∫d⁴q/(2π)⁴ [i(q̸+m)/(q²−m²+iε)]e^(−iqx₁)e^(iqx₂) (Lesson 47, Section 4.2) and collecting every exponential factor,</w:t>
+        <w:t>Substituting S</w:t>
+      </w:r>
+      <w:r>
+        <w:rPr>
+          <w:vertAlign w:val="subscript"/>
+        </w:rPr>
+        <w:t>F</w:t>
+      </w:r>
+      <w:r>
+        <w:t>(x₁−x₂)=∫d⁴q/(2π)⁴ [i(q̸+m)/(q²−m²+iε)]e</w:t>
+      </w:r>
+      <w:r>
+        <w:rPr>
+          <w:vertAlign w:val="superscript"/>
+        </w:rPr>
+        <w:t>−iqx₁</w:t>
+      </w:r>
+      <w:r>
+        <w:t>e</w:t>
+      </w:r>
+      <w:r>
+        <w:rPr>
+          <w:vertAlign w:val="superscript"/>
+        </w:rPr>
+        <w:t>iqx₂</w:t>
+      </w:r>
+      <w:r>
+        <w:t xml:space="preserve"> (Lesson 47, Section 4.2) and collecting every exponential factor,</w:t>
       </w:r>
     </w:p>
     <w:p>
@@ -1290,7 +1729,25 @@
     </w:p>
     <w:p>
       <w:r>
-        <w:t>the structure anticipated: a vertex factor ieγ^α, the propagator with its momentum fixed by conservation, and a second vertex factor ieγ^β, sandwiched between the external spinors and contracted with the external polarization vectors.</w:t>
+        <w:t>the structure anticipated: a vertex factor ieγ</w:t>
+      </w:r>
+      <w:r>
+        <w:rPr>
+          <w:vertAlign w:val="superscript"/>
+        </w:rPr>
+        <w:t>α</w:t>
+      </w:r>
+      <w:r>
+        <w:t>, the propagator with its momentum fixed by conservation, and a second vertex factor ieγ</w:t>
+      </w:r>
+      <w:r>
+        <w:rPr>
+          <w:vertAlign w:val="superscript"/>
+        </w:rPr>
+        <w:t>β</w:t>
+      </w:r>
+      <w:r>
+        <w:t>, sandwiched between the external spinors and contracted with the external polarization vectors.</w:t>
       </w:r>
     </w:p>
     <w:p>
@@ -1304,7 +1761,25 @@
     </w:p>
     <w:p>
       <w:r>
-        <w:t>Confirm the overall power of i in Section 2.3's result by direct bookkeeping. The prefactor (−i)²/2!=−1/2, combined with the combinatorial factor of 2 (Exercise 8), gives an overall −1; multiplying by e² (from expanding ℋ_int(x₁)ℋ_int(x₂)) and by the propagator's own explicit i (Lesson 47, Section 4.2) gives (−1)(e²)(i)=−ie², matching (ie)²·i=i³e²=−ie² exactly, confirming the bookkeeping is self-consistent.</w:t>
+        <w:t>Confirm the overall power of i in Section 2.3's result by direct bookkeeping. The prefactor (−i)²/2!=−1/2, combined with the combinatorial factor of 2 (Exercise 8), gives an overall −1; multiplying by e² (from expanding ℋ</w:t>
+      </w:r>
+      <w:r>
+        <w:rPr>
+          <w:vertAlign w:val="subscript"/>
+        </w:rPr>
+        <w:t>int</w:t>
+      </w:r>
+      <w:r>
+        <w:t>(x₁)ℋ</w:t>
+      </w:r>
+      <w:r>
+        <w:rPr>
+          <w:vertAlign w:val="subscript"/>
+        </w:rPr>
+        <w:t>int</w:t>
+      </w:r>
+      <w:r>
+        <w:t>(x₂)) and by the propagator's own explicit i (Lesson 47, Section 4.2) gives (−1)(e²)(i)=−ie², matching (ie)²·i=i³e²=−ie² exactly, confirming the bookkeeping is self-consistent.</w:t>
       </w:r>
     </w:p>
     <w:p>
@@ -1325,7 +1800,61 @@
     </w:p>
     <w:p>
       <w:r>
-        <w:t>Section 2's contraction was one specific way of pairing the fields in T{[ψ̄γ^αψA_α](x₁)[ψ̄γ^βψA_β](x₂)} with the four external states. A second, equally valid pairing instead contracts A_α(x₁) with the incoming photon and A_β(x₂) with the outgoing photon (the reverse photon assignment), with the internal electron propagator now carrying momentum q′=p−k′ (fixed by the same vertex-conservation mechanism of Section 2.2, applied to this different assignment).</w:t>
+        <w:t>Section 2's contraction was one specific way of pairing the fields in T{[ψ̄γ</w:t>
+      </w:r>
+      <w:r>
+        <w:rPr>
+          <w:vertAlign w:val="superscript"/>
+        </w:rPr>
+        <w:t>α</w:t>
+      </w:r>
+      <w:r>
+        <w:t>ψA</w:t>
+      </w:r>
+      <w:r>
+        <w:rPr>
+          <w:vertAlign w:val="subscript"/>
+        </w:rPr>
+        <w:t>α</w:t>
+      </w:r>
+      <w:r>
+        <w:t>](x₁)[ψ̄γ</w:t>
+      </w:r>
+      <w:r>
+        <w:rPr>
+          <w:vertAlign w:val="superscript"/>
+        </w:rPr>
+        <w:t>β</w:t>
+      </w:r>
+      <w:r>
+        <w:t>ψA</w:t>
+      </w:r>
+      <w:r>
+        <w:rPr>
+          <w:vertAlign w:val="subscript"/>
+        </w:rPr>
+        <w:t>β</w:t>
+      </w:r>
+      <w:r>
+        <w:t>](x₂)} with the four external states. A second, equally valid pairing instead contracts A</w:t>
+      </w:r>
+      <w:r>
+        <w:rPr>
+          <w:vertAlign w:val="subscript"/>
+        </w:rPr>
+        <w:t>α</w:t>
+      </w:r>
+      <w:r>
+        <w:t>(x₁) with the incoming photon and A</w:t>
+      </w:r>
+      <w:r>
+        <w:rPr>
+          <w:vertAlign w:val="subscript"/>
+        </w:rPr>
+        <w:t>β</w:t>
+      </w:r>
+      <w:r>
+        <w:t>(x₂) with the outgoing photon (the reverse photon assignment), with the internal electron propagator now carrying momentum q′=p−k′ (fixed by the same vertex-conservation mechanism of Section 2.2, applied to this different assignment).</w:t>
       </w:r>
     </w:p>
     <w:p>
@@ -1382,39 +1911,56 @@
     </w:p>
     <w:p>
       <w:pPr>
-        <w:spacing w:before="160" w:after="160"/>
+        <w:keepNext/>
+        <w:spacing w:before="160" w:after="40"/>
         <w:jc w:val="center"/>
       </w:pPr>
       <w:r>
+        <w:drawing>
+          <wp:inline xmlns:a="http://schemas.openxmlformats.org/drawingml/2006/main" xmlns:pic="http://schemas.openxmlformats.org/drawingml/2006/picture">
+            <wp:extent cx="5669280" cy="3684300"/>
+            <wp:docPr id="1" name="Picture 1"/>
+            <wp:cNvGraphicFramePr>
+              <a:graphicFrameLocks noChangeAspect="1"/>
+            </wp:cNvGraphicFramePr>
+            <a:graphic>
+              <a:graphicData uri="http://schemas.openxmlformats.org/drawingml/2006/picture">
+                <pic:pic>
+                  <pic:nvPicPr>
+                    <pic:cNvPr id="0" name="L50_rules.png"/>
+                    <pic:cNvPicPr/>
+                  </pic:nvPicPr>
+                  <pic:blipFill>
+                    <a:blip r:embed="rId11"/>
+                    <a:stretch>
+                      <a:fillRect/>
+                    </a:stretch>
+                  </pic:blipFill>
+                  <pic:spPr>
+                    <a:xfrm>
+                      <a:off x="0" y="0"/>
+                      <a:ext cx="5669280" cy="3684300"/>
+                    </a:xfrm>
+                    <a:prstGeom prst="rect"/>
+                  </pic:spPr>
+                </pic:pic>
+              </a:graphicData>
+            </a:graphic>
+          </wp:inline>
+        </w:drawing>
+      </w:r>
+    </w:p>
+    <w:p>
+      <w:pPr>
+        <w:spacing w:after="200"/>
+        <w:jc w:val="center"/>
+      </w:pPr>
+      <w:r>
         <w:rPr>
-          <w:rFonts w:ascii="Consolas" w:hAnsi="Consolas" w:cs="Consolas" w:eastAsia="Consolas"/>
-          <w:sz w:val="20"/>
+          <w:i/>
+          <w:sz w:val="19"/>
         </w:rPr>
-        <w:t xml:space="preserve"> incoming fermion:  ——▶——     incoming photon:  ~~~~~~</w:t>
-      </w:r>
-      <w:r>
-        <w:rPr>
-          <w:rFonts w:ascii="Consolas" w:hAnsi="Consolas" w:cs="Consolas" w:eastAsia="Consolas"/>
-          <w:sz w:val="20"/>
-        </w:rPr>
-        <w:br/>
-        <w:t xml:space="preserve"> outgoing fermion:  ——▶——     outgoing photon:  ~~~~~~</w:t>
-      </w:r>
-      <w:r>
-        <w:rPr>
-          <w:rFonts w:ascii="Consolas" w:hAnsi="Consolas" w:cs="Consolas" w:eastAsia="Consolas"/>
-          <w:sz w:val="20"/>
-        </w:rPr>
-        <w:br/>
-        <w:t xml:space="preserve"> internal fermion:  ——▶——     internal photon:  ~~~~~~</w:t>
-      </w:r>
-      <w:r>
-        <w:rPr>
-          <w:rFonts w:ascii="Consolas" w:hAnsi="Consolas" w:cs="Consolas" w:eastAsia="Consolas"/>
-          <w:sz w:val="20"/>
-        </w:rPr>
-        <w:br/>
-        <w:t xml:space="preserve"> vertex:            *</w:t>
+        <w:t>Figure 50.1. The momentum-space Feynman rules of QED in one chart: external legs, propagators, vertex, loop integral and the fermion-loop sign.</w:t>
       </w:r>
     </w:p>
     <w:p>
@@ -1438,7 +1984,16 @@
         </w:numPr>
       </w:pPr>
       <w:r>
-        <w:t>For each vertex, write ieγ^μ, with μ the index carried by the photon line at that vertex.</w:t>
+        <w:t>For each vertex, write ieγ</w:t>
+      </w:r>
+      <w:r>
+        <w:rPr>
+          <w:vertAlign w:val="superscript"/>
+        </w:rPr>
+        <w:t>μ</w:t>
+      </w:r>
+      <w:r>
+        <w:t>, with μ the index carried by the photon line at that vertex.</w:t>
       </w:r>
     </w:p>
     <w:p>
@@ -1596,7 +2151,43 @@
           </w:tcPr>
           <w:p>
             <w:r>
-              <w:t>S^(n)=(−i)^n/n! ∫⋯T{ℋ_int⋯ℋ_int}</w:t>
+              <w:t>S</w:t>
+            </w:r>
+            <w:r>
+              <w:rPr>
+                <w:vertAlign w:val="superscript"/>
+              </w:rPr>
+              <w:t>(n)</w:t>
+            </w:r>
+            <w:r>
+              <w:t>=(−i)</w:t>
+            </w:r>
+            <w:r>
+              <w:rPr>
+                <w:vertAlign w:val="superscript"/>
+              </w:rPr>
+              <w:t>n</w:t>
+            </w:r>
+            <w:r>
+              <w:t>/n! ∫⋯T{ℋ</w:t>
+            </w:r>
+            <w:r>
+              <w:rPr>
+                <w:vertAlign w:val="subscript"/>
+              </w:rPr>
+              <w:t>int</w:t>
+            </w:r>
+            <w:r>
+              <w:t>⋯ℋ</w:t>
+            </w:r>
+            <w:r>
+              <w:rPr>
+                <w:vertAlign w:val="subscript"/>
+              </w:rPr>
+              <w:t>int</w:t>
+            </w:r>
+            <w:r>
+              <w:t>}</w:t>
             </w:r>
           </w:p>
         </w:tc>
@@ -1670,7 +2261,25 @@
           </w:tcPr>
           <w:p>
             <w:r>
-              <w:t>iℳ_direct=(ieγ^α)[propagator](ieγ^β), sandwiched</w:t>
+              <w:t>iℳ_direct=(ieγ</w:t>
+            </w:r>
+            <w:r>
+              <w:rPr>
+                <w:vertAlign w:val="superscript"/>
+              </w:rPr>
+              <w:t>α</w:t>
+            </w:r>
+            <w:r>
+              <w:t>)[propagator](ieγ</w:t>
+            </w:r>
+            <w:r>
+              <w:rPr>
+                <w:vertAlign w:val="superscript"/>
+              </w:rPr>
+              <w:t>β</w:t>
+            </w:r>
+            <w:r>
+              <w:t>), sandwiched</w:t>
             </w:r>
           </w:p>
         </w:tc>
@@ -1789,7 +2398,61 @@
         </w:numPr>
       </w:pPr>
       <w:r>
-        <w:t>The general Dyson series term S^(n)=(−i)^n/n!∫d⁴x₁⋯d⁴x_n T{ℋ_int(x₁)⋯ℋ_int(x_n)} extends Lesson 45's first-order result, with the 1/n! exactly compensating for symmetrizing a naturally ordered, iterated integral.</w:t>
+        <w:t>The general Dyson series term S</w:t>
+      </w:r>
+      <w:r>
+        <w:rPr>
+          <w:vertAlign w:val="superscript"/>
+        </w:rPr>
+        <w:t>(n)</w:t>
+      </w:r>
+      <w:r>
+        <w:t>=(−i)</w:t>
+      </w:r>
+      <w:r>
+        <w:rPr>
+          <w:vertAlign w:val="superscript"/>
+        </w:rPr>
+        <w:t>n</w:t>
+      </w:r>
+      <w:r>
+        <w:t>/n!∫d⁴x₁⋯d⁴x</w:t>
+      </w:r>
+      <w:r>
+        <w:rPr>
+          <w:vertAlign w:val="subscript"/>
+        </w:rPr>
+        <w:t>n</w:t>
+      </w:r>
+      <w:r>
+        <w:t xml:space="preserve"> T{ℋ</w:t>
+      </w:r>
+      <w:r>
+        <w:rPr>
+          <w:vertAlign w:val="subscript"/>
+        </w:rPr>
+        <w:t>int</w:t>
+      </w:r>
+      <w:r>
+        <w:t>(x₁)⋯ℋ</w:t>
+      </w:r>
+      <w:r>
+        <w:rPr>
+          <w:vertAlign w:val="subscript"/>
+        </w:rPr>
+        <w:t>int</w:t>
+      </w:r>
+      <w:r>
+        <w:t>(x</w:t>
+      </w:r>
+      <w:r>
+        <w:rPr>
+          <w:vertAlign w:val="subscript"/>
+        </w:rPr>
+        <w:t>n</w:t>
+      </w:r>
+      <w:r>
+        <w:t>)} extends Lesson 45's first-order result, with the 1/n! exactly compensating for symmetrizing a naturally ordered, iterated integral.</w:t>
       </w:r>
     </w:p>
     <w:p>
@@ -1801,7 +2464,16 @@
         </w:numPr>
       </w:pPr>
       <w:r>
-        <w:t>Assembling Compton scattering's direct diagram from S^(2), each vertex's spacetime integral produces a momentum-conserving delta function.</w:t>
+        <w:t>Assembling Compton scattering's direct diagram from S</w:t>
+      </w:r>
+      <w:r>
+        <w:rPr>
+          <w:vertAlign w:val="superscript"/>
+        </w:rPr>
+        <w:t>(2)</w:t>
+      </w:r>
+      <w:r>
+        <w:t>, each vertex's spacetime integral produces a momentum-conserving delta function.</w:t>
       </w:r>
     </w:p>
     <w:p>
@@ -1825,7 +2497,25 @@
         </w:numPr>
       </w:pPr>
       <w:r>
-        <w:t>The resulting amplitude, iℳ_direct=(ieγ^α)[i(q̸+m)/(q²−m²+iε)](ieγ^β), sandwiched between external factors, matches the expected vertex-propagator-vertex structure exactly.</w:t>
+        <w:t>The resulting amplitude, iℳ_direct=(ieγ</w:t>
+      </w:r>
+      <w:r>
+        <w:rPr>
+          <w:vertAlign w:val="superscript"/>
+        </w:rPr>
+        <w:t>α</w:t>
+      </w:r>
+      <w:r>
+        <w:t>)[i(q̸+m)/(q²−m²+iε)](ieγ</w:t>
+      </w:r>
+      <w:r>
+        <w:rPr>
+          <w:vertAlign w:val="superscript"/>
+        </w:rPr>
+        <w:t>β</w:t>
+      </w:r>
+      <w:r>
+        <w:t>), sandwiched between external factors, matches the expected vertex-propagator-vertex structure exactly.</w:t>
       </w:r>
     </w:p>
     <w:p>
@@ -1950,7 +2640,31 @@
           </w:tcPr>
           <w:p>
             <w:r>
-              <w:t>State Lesson 45's S^(1) and explain how Section 1.1's S^(n) reduces to it for n=1.</w:t>
+              <w:rPr>
+                <w:b/>
+              </w:rPr>
+              <w:t>Core.</w:t>
+            </w:r>
+            <w:r>
+              <w:t xml:space="preserve"> State Lesson 45's S</w:t>
+            </w:r>
+            <w:r>
+              <w:rPr>
+                <w:vertAlign w:val="superscript"/>
+              </w:rPr>
+              <w:t>(1)</w:t>
+            </w:r>
+            <w:r>
+              <w:t xml:space="preserve"> and explain how Section 1.1's S</w:t>
+            </w:r>
+            <w:r>
+              <w:rPr>
+                <w:vertAlign w:val="superscript"/>
+              </w:rPr>
+              <w:t>(n)</w:t>
+            </w:r>
+            <w:r>
+              <w:t xml:space="preserve"> reduces to it for n=1.</w:t>
             </w:r>
           </w:p>
         </w:tc>
@@ -1988,7 +2702,43 @@
           </w:tcPr>
           <w:p>
             <w:r>
-              <w:t>Explain, in your own words, why the naive iterated integral ∫_(t_0)^t dt′∫_(t_0)^(t′)dt″ H(t′)H(t″) covers only the triangular region t″&lt;t′, and not the full square.</w:t>
+              <w:rPr>
+                <w:b/>
+              </w:rPr>
+              <w:t>Core.</w:t>
+            </w:r>
+            <w:r>
+              <w:t xml:space="preserve"> Explain, in your own words, why the naive iterated integral ∫</w:t>
+            </w:r>
+            <w:r>
+              <w:rPr>
+                <w:vertAlign w:val="subscript"/>
+              </w:rPr>
+              <w:t>t₀</w:t>
+            </w:r>
+            <w:r>
+              <w:rPr>
+                <w:vertAlign w:val="superscript"/>
+              </w:rPr>
+              <w:t>t</w:t>
+            </w:r>
+            <w:r>
+              <w:t xml:space="preserve"> dt′∫</w:t>
+            </w:r>
+            <w:r>
+              <w:rPr>
+                <w:vertAlign w:val="subscript"/>
+              </w:rPr>
+              <w:t>t₀</w:t>
+            </w:r>
+            <w:r>
+              <w:rPr>
+                <w:vertAlign w:val="superscript"/>
+              </w:rPr>
+              <w:t>t′</w:t>
+            </w:r>
+            <w:r>
+              <w:t>dt″ H(t′)H(t″) covers only the triangular region t″&lt;t′, and not the full square.</w:t>
             </w:r>
           </w:p>
         </w:tc>
@@ -2024,7 +2774,13 @@
           </w:tcPr>
           <w:p>
             <w:r>
-              <w:t>Show that on the region t′&lt;t″, T{H(t′)H(t″)}=H(t″)H(t′), and explain why relabeling t′↔t″ shows this region contributes the same amount as the triangular region already computed.</w:t>
+              <w:rPr>
+                <w:b/>
+              </w:rPr>
+              <w:t>Extension.</w:t>
+            </w:r>
+            <w:r>
+              <w:t xml:space="preserve"> Show that on the region t′&lt;t″, T{H(t′)H(t″)}=H(t″)H(t′), and explain why relabeling t′↔t″ shows this region contributes the same amount as the triangular region already computed.</w:t>
             </w:r>
           </w:p>
         </w:tc>
@@ -2062,7 +2818,31 @@
           </w:tcPr>
           <w:p>
             <w:r>
-              <w:t>Combine Exercises 2 and 3 to confirm (1/2!)∫∫_(square)T{HH}=∫∫_(triangle)HH, verifying Section 1.2's claim.</w:t>
+              <w:rPr>
+                <w:b/>
+              </w:rPr>
+              <w:t>Extension.</w:t>
+            </w:r>
+            <w:r>
+              <w:t xml:space="preserve"> Combine Exercises 2 and 3 to confirm (1/2!)∫∫</w:t>
+            </w:r>
+            <w:r>
+              <w:rPr>
+                <w:vertAlign w:val="subscript"/>
+              </w:rPr>
+              <w:t>square</w:t>
+            </w:r>
+            <w:r>
+              <w:t>T{HH}=∫∫</w:t>
+            </w:r>
+            <w:r>
+              <w:rPr>
+                <w:vertAlign w:val="subscript"/>
+              </w:rPr>
+              <w:t>triangle</w:t>
+            </w:r>
+            <w:r>
+              <w:t>HH, verifying Section 1.2's claim.</w:t>
             </w:r>
           </w:p>
         </w:tc>
@@ -2098,7 +2878,13 @@
           </w:tcPr>
           <w:p>
             <w:r>
-              <w:t>List the four external contractions used in Section 2.1 (which field contracts with which external state) and state the resulting factor for each.</w:t>
+              <w:rPr>
+                <w:b/>
+              </w:rPr>
+              <w:t>Core.</w:t>
+            </w:r>
+            <w:r>
+              <w:t xml:space="preserve"> List the four external contractions used in Section 2.1 (which field contracts with which external state) and state the resulting factor for each.</w:t>
             </w:r>
           </w:p>
         </w:tc>
@@ -2136,7 +2922,22 @@
           </w:tcPr>
           <w:p>
             <w:r>
-              <w:t>Substitute S_F(x₁−x₂)'s momentum-space form into Section 2.1's contracted term and collect every exponential factor, reproducing Section 2.2's combined exponent.</w:t>
+              <w:rPr>
+                <w:b/>
+              </w:rPr>
+              <w:t>Core.</w:t>
+            </w:r>
+            <w:r>
+              <w:t xml:space="preserve"> Substitute S</w:t>
+            </w:r>
+            <w:r>
+              <w:rPr>
+                <w:vertAlign w:val="subscript"/>
+              </w:rPr>
+              <w:t>F</w:t>
+            </w:r>
+            <w:r>
+              <w:t>(x₁−x₂)'s momentum-space form into Section 2.1's contracted term and collect every exponential factor, reproducing Section 2.2's combined exponent.</w:t>
             </w:r>
           </w:p>
         </w:tc>
@@ -2172,7 +2973,13 @@
           </w:tcPr>
           <w:p>
             <w:r>
-              <w:t>Carry out the x₁ and x₂ integrals of Section 2.2 explicitly and show they give (2π)⁴δ⁴(p′+k′−q) and (2π)⁴δ⁴(q−p−k) respectively.</w:t>
+              <w:rPr>
+                <w:b/>
+              </w:rPr>
+              <w:t>Extension.</w:t>
+            </w:r>
+            <w:r>
+              <w:t xml:space="preserve"> Carry out the x₁ and x₂ integrals of Section 2.2 explicitly and show they give (2π)⁴δ⁴(p′+k′−q) and (2π)⁴δ⁴(q−p−k) respectively.</w:t>
             </w:r>
           </w:p>
         </w:tc>
@@ -2210,7 +3017,13 @@
           </w:tcPr>
           <w:p>
             <w:r>
-              <w:t>Explain the combinatorial factor of 2 mentioned in Section 2.3: why swapping the labels x₁↔x₂ (together with correspondingly swapping which external states each vertex's fields are contracted against) reproduces the identical physical contribution, doubling the naive count.</w:t>
+              <w:rPr>
+                <w:b/>
+              </w:rPr>
+              <w:t>Extension.</w:t>
+            </w:r>
+            <w:r>
+              <w:t xml:space="preserve"> Explain the combinatorial factor of 2 mentioned in Section 2.3: why swapping the labels x₁↔x₂ (together with correspondingly swapping which external states each vertex's fields are contracted against) reproduces the identical physical contribution, doubling the naive count.</w:t>
             </w:r>
           </w:p>
         </w:tc>
@@ -2246,7 +3059,13 @@
           </w:tcPr>
           <w:p>
             <w:r>
-              <w:t>Using Exercises 4 and 8, confirm the −1/2 prefactor and the factor of 2 combine to an overall −1, as used in Worked example 2.</w:t>
+              <w:rPr>
+                <w:b/>
+              </w:rPr>
+              <w:t>Core.</w:t>
+            </w:r>
+            <w:r>
+              <w:t xml:space="preserve"> Using Exercises 4 and 8, confirm the −1/2 prefactor and the factor of 2 combine to an overall −1, as used in Worked example 2.</w:t>
             </w:r>
           </w:p>
         </w:tc>
@@ -2284,7 +3103,13 @@
           </w:tcPr>
           <w:p>
             <w:r>
-              <w:t>Verify Worked example 2's bookkeeping: multiply the overall −1 by e² and the propagator's explicit i, and compare with (ie)²·i.</w:t>
+              <w:rPr>
+                <w:b/>
+              </w:rPr>
+              <w:t>Core.</w:t>
+            </w:r>
+            <w:r>
+              <w:t xml:space="preserve"> Verify Worked example 2's bookkeeping: multiply the overall −1 by e² and the propagator's explicit i, and compare with (ie)²·i.</w:t>
             </w:r>
           </w:p>
         </w:tc>
@@ -2320,7 +3145,13 @@
           </w:tcPr>
           <w:p>
             <w:r>
-              <w:t>Explain, referring to Section 3.1, what specifically changes in the Wick contraction to produce the crossed diagram instead of the direct one.</w:t>
+              <w:rPr>
+                <w:b/>
+              </w:rPr>
+              <w:t>Core.</w:t>
+            </w:r>
+            <w:r>
+              <w:t xml:space="preserve"> Explain, referring to Section 3.1, what specifically changes in the Wick contraction to produce the crossed diagram instead of the direct one.</w:t>
             </w:r>
           </w:p>
         </w:tc>
@@ -2358,7 +3189,13 @@
           </w:tcPr>
           <w:p>
             <w:r>
-              <w:t>State the crossed diagram's internal momentum, p−k′, and verify, by an analogous vertex-conservation argument to Section 2.2–2.3 (stated qualitatively, without repeating the full integral), that this is the momentum forced by conservation at its two vertices.</w:t>
+              <w:rPr>
+                <w:b/>
+              </w:rPr>
+              <w:t>Extension.</w:t>
+            </w:r>
+            <w:r>
+              <w:t xml:space="preserve"> State the crossed diagram's internal momentum, p−k′, and verify, by an analogous vertex-conservation argument to Section 2.2–2.3 (stated qualitatively, without repeating the full integral), that this is the momentum forced by conservation at its two vertices.</w:t>
             </w:r>
           </w:p>
         </w:tc>
@@ -2394,7 +3231,13 @@
           </w:tcPr>
           <w:p>
             <w:r>
-              <w:t>Explain why Wick's theorem, not an additional physical assumption, is responsible for there being exactly two contributing diagrams (direct and crossed) for Compton scattering at this order, rather than one or three.</w:t>
+              <w:rPr>
+                <w:b/>
+              </w:rPr>
+              <w:t>Extension.</w:t>
+            </w:r>
+            <w:r>
+              <w:t xml:space="preserve"> Explain why Wick's theorem, not an additional physical assumption, is responsible for there being exactly two contributing diagrams (direct and crossed) for Compton scattering at this order, rather than one or three.</w:t>
             </w:r>
           </w:p>
         </w:tc>
@@ -2432,7 +3275,13 @@
           </w:tcPr>
           <w:p>
             <w:r>
-              <w:t>List, in order, the eight steps of Section 4's general recipe from memory, then check the list against the lesson text.</w:t>
+              <w:rPr>
+                <w:b/>
+              </w:rPr>
+              <w:t>Core.</w:t>
+            </w:r>
+            <w:r>
+              <w:t xml:space="preserve"> List, in order, the eight steps of Section 4's general recipe from memory, then check the list against the lesson text.</w:t>
             </w:r>
           </w:p>
         </w:tc>
@@ -2468,7 +3317,13 @@
           </w:tcPr>
           <w:p>
             <w:r>
-              <w:t>Explain why steps 6 and 7 of the recipe (loop integration and the fermion-loop sign) were not needed for Section 2's calculation, referring to Worked example 4.</w:t>
+              <w:rPr>
+                <w:b/>
+              </w:rPr>
+              <w:t>Extension.</w:t>
+            </w:r>
+            <w:r>
+              <w:t xml:space="preserve"> Explain why steps 6 and 7 of the recipe (loop integration and the fermion-loop sign) were not needed for Section 2's calculation, referring to Worked example 4.</w:t>
             </w:r>
           </w:p>
         </w:tc>
@@ -2506,7 +3361,13 @@
           </w:tcPr>
           <w:p>
             <w:r>
-              <w:t>Challenge: sketch, in a sentence or two, what would change in Section 2's calculation if the process instead had three vertices (for instance, one additional photon emission), specifically regarding how many independent momentum integrals would remain after all vertex delta functions are used, and under what circumstance (relate to the number of independent loops in the diagram) that number could be nonzero.</w:t>
+              <w:rPr>
+                <w:b/>
+              </w:rPr>
+              <w:t>Challenge.</w:t>
+            </w:r>
+            <w:r>
+              <w:t xml:space="preserve"> Sketch, in a sentence or two, what would change in Section 2's calculation if the process instead had three vertices (for instance, one additional photon emission), specifically regarding how many independent momentum integrals would remain after all vertex delta functions are used, and under what circumstance (relate to the number of independent loops in the diagram) that number could be nonzero.</w:t>
             </w:r>
           </w:p>
         </w:tc>
@@ -2523,6 +3384,14 @@
     <w:p>
       <w:r>
         <w:rPr>
+          <w:i/>
+        </w:rPr>
+        <w:t>Attempt each exercise before reading its solution. If you are stuck, read only the first sentence of the solution, then try again.</w:t>
+      </w:r>
+    </w:p>
+    <w:p>
+      <w:r>
+        <w:rPr>
           <w:b/>
         </w:rPr>
         <w:t>1.</w:t>
@@ -2531,7 +3400,115 @@
         <w:t xml:space="preserve"> </w:t>
       </w:r>
       <w:r>
-        <w:t>S^(1)=−i∫d⁴xℋ_int(x) (Lesson 45, Section 1.2). Setting n=1 in S^(n)=(−i)^n/n!∫d⁴x₁⋯d⁴x_n T{ℋ_int(x₁)⋯ℋ_int(x_n)} gives S^(1)=(−i)^1/1!∫d⁴x₁ T{ℋ_int(x₁)}=−i∫d⁴xℋ_int(x) (a single operator has no ordering to perform, and 1!=1), exactly matching.</w:t>
+        <w:t>S</w:t>
+      </w:r>
+      <w:r>
+        <w:rPr>
+          <w:vertAlign w:val="superscript"/>
+        </w:rPr>
+        <w:t>(1)</w:t>
+      </w:r>
+      <w:r>
+        <w:t>=−i∫d⁴xℋ</w:t>
+      </w:r>
+      <w:r>
+        <w:rPr>
+          <w:vertAlign w:val="subscript"/>
+        </w:rPr>
+        <w:t>int</w:t>
+      </w:r>
+      <w:r>
+        <w:t>(x) (Lesson 45, Section 1.2). Setting n=1 in S</w:t>
+      </w:r>
+      <w:r>
+        <w:rPr>
+          <w:vertAlign w:val="superscript"/>
+        </w:rPr>
+        <w:t>(n)</w:t>
+      </w:r>
+      <w:r>
+        <w:t>=(−i)</w:t>
+      </w:r>
+      <w:r>
+        <w:rPr>
+          <w:vertAlign w:val="superscript"/>
+        </w:rPr>
+        <w:t>n</w:t>
+      </w:r>
+      <w:r>
+        <w:t>/n!∫d⁴x₁⋯d⁴x</w:t>
+      </w:r>
+      <w:r>
+        <w:rPr>
+          <w:vertAlign w:val="subscript"/>
+        </w:rPr>
+        <w:t>n</w:t>
+      </w:r>
+      <w:r>
+        <w:t xml:space="preserve"> T{ℋ</w:t>
+      </w:r>
+      <w:r>
+        <w:rPr>
+          <w:vertAlign w:val="subscript"/>
+        </w:rPr>
+        <w:t>int</w:t>
+      </w:r>
+      <w:r>
+        <w:t>(x₁)⋯ℋ</w:t>
+      </w:r>
+      <w:r>
+        <w:rPr>
+          <w:vertAlign w:val="subscript"/>
+        </w:rPr>
+        <w:t>int</w:t>
+      </w:r>
+      <w:r>
+        <w:t>(x</w:t>
+      </w:r>
+      <w:r>
+        <w:rPr>
+          <w:vertAlign w:val="subscript"/>
+        </w:rPr>
+        <w:t>n</w:t>
+      </w:r>
+      <w:r>
+        <w:t>)} gives S</w:t>
+      </w:r>
+      <w:r>
+        <w:rPr>
+          <w:vertAlign w:val="superscript"/>
+        </w:rPr>
+        <w:t>(1)</w:t>
+      </w:r>
+      <w:r>
+        <w:t>=(−i)</w:t>
+      </w:r>
+      <w:r>
+        <w:rPr>
+          <w:vertAlign w:val="superscript"/>
+        </w:rPr>
+        <w:t>1</w:t>
+      </w:r>
+      <w:r>
+        <w:t>/1!∫d⁴x₁ T{ℋ</w:t>
+      </w:r>
+      <w:r>
+        <w:rPr>
+          <w:vertAlign w:val="subscript"/>
+        </w:rPr>
+        <w:t>int</w:t>
+      </w:r>
+      <w:r>
+        <w:t>(x₁)}=−i∫d⁴xℋ</w:t>
+      </w:r>
+      <w:r>
+        <w:rPr>
+          <w:vertAlign w:val="subscript"/>
+        </w:rPr>
+        <w:t>int</w:t>
+      </w:r>
+      <w:r>
+        <w:t>(x) (a single operator has no ordering to perform, and 1!=1), exactly matching.</w:t>
       </w:r>
     </w:p>
     <w:p>
@@ -2545,7 +3522,61 @@
         <w:t xml:space="preserve"> </w:t>
       </w:r>
       <w:r>
-        <w:t>The iterated integral arises from directly solving the interaction-picture integral equation twice: the outer integral runs over t′ from t_0 to t, and for each such t′, the inner integral runs only from t_0 up to that same t′ (not up to t), a direct consequence of how the integral equation for U_I(t,t_0) is built recursively from U_I(t′,t_0); this restricts the integration to the region where t″ is earlier than t′.</w:t>
+        <w:t>The iterated integral arises from directly solving the interaction-picture integral equation twice: the outer integral runs over t′ from t</w:t>
+      </w:r>
+      <w:r>
+        <w:rPr>
+          <w:vertAlign w:val="subscript"/>
+        </w:rPr>
+        <w:t>0</w:t>
+      </w:r>
+      <w:r>
+        <w:t xml:space="preserve"> to t, and for each such t′, the inner integral runs only from t</w:t>
+      </w:r>
+      <w:r>
+        <w:rPr>
+          <w:vertAlign w:val="subscript"/>
+        </w:rPr>
+        <w:t>0</w:t>
+      </w:r>
+      <w:r>
+        <w:t xml:space="preserve"> up to that same t′ (not up to t), a direct consequence of how the integral equation for U</w:t>
+      </w:r>
+      <w:r>
+        <w:rPr>
+          <w:vertAlign w:val="subscript"/>
+        </w:rPr>
+        <w:t>I</w:t>
+      </w:r>
+      <w:r>
+        <w:t>(t,t</w:t>
+      </w:r>
+      <w:r>
+        <w:rPr>
+          <w:vertAlign w:val="subscript"/>
+        </w:rPr>
+        <w:t>0</w:t>
+      </w:r>
+      <w:r>
+        <w:t>) is built recursively from U</w:t>
+      </w:r>
+      <w:r>
+        <w:rPr>
+          <w:vertAlign w:val="subscript"/>
+        </w:rPr>
+        <w:t>I</w:t>
+      </w:r>
+      <w:r>
+        <w:t>(t′,t</w:t>
+      </w:r>
+      <w:r>
+        <w:rPr>
+          <w:vertAlign w:val="subscript"/>
+        </w:rPr>
+        <w:t>0</w:t>
+      </w:r>
+      <w:r>
+        <w:t>); this restricts the integration to the region where t″ is earlier than t′.</w:t>
       </w:r>
     </w:p>
     <w:p>
@@ -2559,7 +3590,25 @@
         <w:t xml:space="preserve"> </w:t>
       </w:r>
       <w:r>
-        <w:t>By the definition of time-ordering (Section 2.1 of Lesson 47, extended to bosonic operators with no sign), T{H(t′)H(t″)} places whichever operator has the later time argument on the left; for t′&lt;t″, t″ is later, so T{H(t′)H(t″)}=H(t″)H(t′). Relabeling the dummy variables t′↔t″ in the integral over this region turns ∫∫_(t′&lt;t″)H(t″)H(t′) dt′dt″ into ∫∫_(t″&lt;t′)H(t′)H(t″)dt′dt″ (swapping names only, not the region's shape, which becomes the original triangular region under the relabeling), showing it equals the same value as the triangular integral of Exercise 2.</w:t>
+        <w:t>By the definition of time-ordering (Section 2.1 of Lesson 47, extended to bosonic operators with no sign), T{H(t′)H(t″)} places whichever operator has the later time argument on the left; for t′&lt;t″, t″ is later, so T{H(t′)H(t″)}=H(t″)H(t′). Relabeling the dummy variables t′↔t″ in the integral over this region turns ∫∫</w:t>
+      </w:r>
+      <w:r>
+        <w:rPr>
+          <w:vertAlign w:val="subscript"/>
+        </w:rPr>
+        <w:t>t′&lt;t″</w:t>
+      </w:r>
+      <w:r>
+        <w:t>H(t″)H(t′) dt′dt″ into ∫∫</w:t>
+      </w:r>
+      <w:r>
+        <w:rPr>
+          <w:vertAlign w:val="subscript"/>
+        </w:rPr>
+        <w:t>t″&lt;t′</w:t>
+      </w:r>
+      <w:r>
+        <w:t>H(t′)H(t″)dt′dt″ (swapping names only, not the region's shape, which becomes the original triangular region under the relabeling), showing it equals the same value as the triangular integral of Exercise 2.</w:t>
       </w:r>
     </w:p>
     <w:p>
@@ -2573,7 +3622,43 @@
         <w:t xml:space="preserve"> </w:t>
       </w:r>
       <w:r>
-        <w:t>The square region splits into the two triangular regions of Exercises 2 and 3, each contributing the identical value (Exercise 3); so ∫∫_(square)T{HH}=2×∫∫_(triangle)HH, i.e. (1/2!)∫∫_(square)T{HH}=∫∫_(triangle)HH, confirming Section 1.2.</w:t>
+        <w:t>The square region splits into the two triangular regions of Exercises 2 and 3, each contributing the identical value (Exercise 3); so ∫∫</w:t>
+      </w:r>
+      <w:r>
+        <w:rPr>
+          <w:vertAlign w:val="subscript"/>
+        </w:rPr>
+        <w:t>square</w:t>
+      </w:r>
+      <w:r>
+        <w:t>T{HH}=2×∫∫</w:t>
+      </w:r>
+      <w:r>
+        <w:rPr>
+          <w:vertAlign w:val="subscript"/>
+        </w:rPr>
+        <w:t>triangle</w:t>
+      </w:r>
+      <w:r>
+        <w:t>HH, i.e. (1/2!)∫∫</w:t>
+      </w:r>
+      <w:r>
+        <w:rPr>
+          <w:vertAlign w:val="subscript"/>
+        </w:rPr>
+        <w:t>square</w:t>
+      </w:r>
+      <w:r>
+        <w:t>T{HH}=∫∫</w:t>
+      </w:r>
+      <w:r>
+        <w:rPr>
+          <w:vertAlign w:val="subscript"/>
+        </w:rPr>
+        <w:t>triangle</w:t>
+      </w:r>
+      <w:r>
+        <w:t>HH, confirming Section 1.2.</w:t>
       </w:r>
     </w:p>
     <w:p>
@@ -2587,7 +3672,79 @@
         <w:t xml:space="preserve"> </w:t>
       </w:r>
       <w:r>
-        <w:t>ψ̄(x₁) against the outgoing electron gives ū(p′)e^(ip′x₁) (Lesson 49, Section 2.2); A_α(x₁) against the outgoing photon gives ε_α(k′)e^(ik′x₁) (Lesson 49, Section 4.2); ψ(x₂) against the incoming electron gives u(p)e^(−ipx₂) (Lesson 45/48, Section 2.1); A_β(x₂) against the incoming photon gives ε_β(k)e^(−ikx₂) (Lesson 45, Section 2.3).</w:t>
+        <w:t>ψ̄(x₁) against the outgoing electron gives ū(p′)e</w:t>
+      </w:r>
+      <w:r>
+        <w:rPr>
+          <w:vertAlign w:val="superscript"/>
+        </w:rPr>
+        <w:t>ip′x₁</w:t>
+      </w:r>
+      <w:r>
+        <w:t xml:space="preserve"> (Lesson 49, Section 2.2); A</w:t>
+      </w:r>
+      <w:r>
+        <w:rPr>
+          <w:vertAlign w:val="subscript"/>
+        </w:rPr>
+        <w:t>α</w:t>
+      </w:r>
+      <w:r>
+        <w:t>(x₁) against the outgoing photon gives ε</w:t>
+      </w:r>
+      <w:r>
+        <w:rPr>
+          <w:vertAlign w:val="subscript"/>
+        </w:rPr>
+        <w:t>α</w:t>
+      </w:r>
+      <w:r>
+        <w:t>(k′)e</w:t>
+      </w:r>
+      <w:r>
+        <w:rPr>
+          <w:vertAlign w:val="superscript"/>
+        </w:rPr>
+        <w:t>ik′x₁</w:t>
+      </w:r>
+      <w:r>
+        <w:t xml:space="preserve"> (Lesson 49, Section 4.2); ψ(x₂) against the incoming electron gives u(p)e</w:t>
+      </w:r>
+      <w:r>
+        <w:rPr>
+          <w:vertAlign w:val="superscript"/>
+        </w:rPr>
+        <w:t>−ipx₂</w:t>
+      </w:r>
+      <w:r>
+        <w:t xml:space="preserve"> (Lesson 45/48, Section 2.1); A</w:t>
+      </w:r>
+      <w:r>
+        <w:rPr>
+          <w:vertAlign w:val="subscript"/>
+        </w:rPr>
+        <w:t>β</w:t>
+      </w:r>
+      <w:r>
+        <w:t>(x₂) against the incoming photon gives ε</w:t>
+      </w:r>
+      <w:r>
+        <w:rPr>
+          <w:vertAlign w:val="subscript"/>
+        </w:rPr>
+        <w:t>β</w:t>
+      </w:r>
+      <w:r>
+        <w:t>(k)e</w:t>
+      </w:r>
+      <w:r>
+        <w:rPr>
+          <w:vertAlign w:val="superscript"/>
+        </w:rPr>
+        <w:t>−ikx₂</w:t>
+      </w:r>
+      <w:r>
+        <w:t xml:space="preserve"> (Lesson 45, Section 2.3).</w:t>
       </w:r>
     </w:p>
     <w:p>
@@ -2601,7 +3758,106 @@
         <w:t xml:space="preserve"> </w:t>
       </w:r>
       <w:r>
-        <w:t>Combining the four external exponentials from Exercise 5 with S_F(x₁−x₂)'s own e^(−iqx₁)e^(iqx₂) (Lesson 47, Section 4.2): at x₁, e^(ip′x₁)e^(ik′x₁)e^(−iqx₁)=e^(i(p′+k′−q)x₁); at x₂, e^(−ipx₂)e^(−ikx₂)e^(iqx₂)=e^(i(q−p−k)x₂), exactly Section 2.2's combined exponent.</w:t>
+        <w:t>Combining the four external exponentials from Exercise 5 with S</w:t>
+      </w:r>
+      <w:r>
+        <w:rPr>
+          <w:vertAlign w:val="subscript"/>
+        </w:rPr>
+        <w:t>F</w:t>
+      </w:r>
+      <w:r>
+        <w:t>(x₁−x₂)'s own e</w:t>
+      </w:r>
+      <w:r>
+        <w:rPr>
+          <w:vertAlign w:val="superscript"/>
+        </w:rPr>
+        <w:t>−iqx₁</w:t>
+      </w:r>
+      <w:r>
+        <w:t>e</w:t>
+      </w:r>
+      <w:r>
+        <w:rPr>
+          <w:vertAlign w:val="superscript"/>
+        </w:rPr>
+        <w:t>iqx₂</w:t>
+      </w:r>
+      <w:r>
+        <w:t xml:space="preserve"> (Lesson 47, Section 4.2): at x₁, e</w:t>
+      </w:r>
+      <w:r>
+        <w:rPr>
+          <w:vertAlign w:val="superscript"/>
+        </w:rPr>
+        <w:t>ip′x₁</w:t>
+      </w:r>
+      <w:r>
+        <w:t>e</w:t>
+      </w:r>
+      <w:r>
+        <w:rPr>
+          <w:vertAlign w:val="superscript"/>
+        </w:rPr>
+        <w:t>ik′x₁</w:t>
+      </w:r>
+      <w:r>
+        <w:t>e</w:t>
+      </w:r>
+      <w:r>
+        <w:rPr>
+          <w:vertAlign w:val="superscript"/>
+        </w:rPr>
+        <w:t>−iqx₁</w:t>
+      </w:r>
+      <w:r>
+        <w:t>=e</w:t>
+      </w:r>
+      <w:r>
+        <w:rPr>
+          <w:vertAlign w:val="superscript"/>
+        </w:rPr>
+        <w:t>i(p′+k′−q)x₁</w:t>
+      </w:r>
+      <w:r>
+        <w:t>; at x₂, e</w:t>
+      </w:r>
+      <w:r>
+        <w:rPr>
+          <w:vertAlign w:val="superscript"/>
+        </w:rPr>
+        <w:t>−ipx₂</w:t>
+      </w:r>
+      <w:r>
+        <w:t>e</w:t>
+      </w:r>
+      <w:r>
+        <w:rPr>
+          <w:vertAlign w:val="superscript"/>
+        </w:rPr>
+        <w:t>−ikx₂</w:t>
+      </w:r>
+      <w:r>
+        <w:t>e</w:t>
+      </w:r>
+      <w:r>
+        <w:rPr>
+          <w:vertAlign w:val="superscript"/>
+        </w:rPr>
+        <w:t>iqx₂</w:t>
+      </w:r>
+      <w:r>
+        <w:t>=e</w:t>
+      </w:r>
+      <w:r>
+        <w:rPr>
+          <w:vertAlign w:val="superscript"/>
+        </w:rPr>
+        <w:t>i(q−p−k)x₂</w:t>
+      </w:r>
+      <w:r>
+        <w:t>, exactly Section 2.2's combined exponent.</w:t>
       </w:r>
     </w:p>
     <w:p>
@@ -2615,7 +3871,25 @@
         <w:t xml:space="preserve"> </w:t>
       </w:r>
       <w:r>
-        <w:t>∫d⁴x₁ e^(i(p′+k′−q)x₁)=(2π)⁴δ⁴(p′+k′−q), and ∫d⁴x₂ e^(i(q−p−k)x₂)=(2π)⁴δ⁴(q−p−k), both by the standard four-dimensional Fourier representation of the delta function, used already in Lesson 45, Section 3.2, for the single-vertex case.</w:t>
+        <w:t>∫d⁴x₁ e</w:t>
+      </w:r>
+      <w:r>
+        <w:rPr>
+          <w:vertAlign w:val="superscript"/>
+        </w:rPr>
+        <w:t>i(p′+k′−q)x₁</w:t>
+      </w:r>
+      <w:r>
+        <w:t>=(2π)⁴δ⁴(p′+k′−q), and ∫d⁴x₂ e</w:t>
+      </w:r>
+      <w:r>
+        <w:rPr>
+          <w:vertAlign w:val="superscript"/>
+        </w:rPr>
+        <w:t>i(q−p−k)x₂</w:t>
+      </w:r>
+      <w:r>
+        <w:t>=(2π)⁴δ⁴(q−p−k), both by the standard four-dimensional Fourier representation of the delta function, used already in Lesson 45, Section 3.2, for the single-vertex case.</w:t>
       </w:r>
     </w:p>
     <w:p>
@@ -2629,7 +3903,25 @@
         <w:t xml:space="preserve"> </w:t>
       </w:r>
       <w:r>
-        <w:t>T{ℋ_int(x₁)ℋ_int(x₂)} is symmetric under x₁↔x₂ (both arguments are dummy integration variables labeling two identical copies of the same interaction term); the specific contraction pattern used in Section 2.1 (outgoing states at x₁, incoming states at x₂) has an exact mirror image, with outgoing states at x₂ and incoming states at x₁ instead, reached simply by relabeling x₁↔x₂ throughout; since the integral is over both x₁ and x₂ independently, both labelings are included in the same integral and contribute identically, giving an overall factor of 2 relative to a single labeling's contribution.</w:t>
+        <w:t>T{ℋ</w:t>
+      </w:r>
+      <w:r>
+        <w:rPr>
+          <w:vertAlign w:val="subscript"/>
+        </w:rPr>
+        <w:t>int</w:t>
+      </w:r>
+      <w:r>
+        <w:t>(x₁)ℋ</w:t>
+      </w:r>
+      <w:r>
+        <w:rPr>
+          <w:vertAlign w:val="subscript"/>
+        </w:rPr>
+        <w:t>int</w:t>
+      </w:r>
+      <w:r>
+        <w:t>(x₂)} is symmetric under x₁↔x₂ (both arguments are dummy integration variables labeling two identical copies of the same interaction term); the specific contraction pattern used in Section 2.1 (outgoing states at x₁, incoming states at x₂) has an exact mirror image, with outgoing states at x₂ and incoming states at x₁ instead, reached simply by relabeling x₁↔x₂ throughout; since the integral is over both x₁ and x₂ independently, both labelings are included in the same integral and contribute identically, giving an overall factor of 2 relative to a single labeling's contribution.</w:t>
       </w:r>
     </w:p>
     <w:p>
@@ -2657,7 +3949,25 @@
         <w:t xml:space="preserve"> </w:t>
       </w:r>
       <w:r>
-        <w:t>Multiplying the overall −1 (Exercise 9) by e² (from expanding ℋ_int(x₁)ℋ_int(x₂)=e²[⋯]) and by the propagator's explicit i (Lesson 47) gives (−1)(e²)(i)=−ie². Comparing with (ie)²·i=(i²e²)(i)=(−e²)(i)=−ie², the two expressions agree exactly.</w:t>
+        <w:t>Multiplying the overall −1 (Exercise 9) by e² (from expanding ℋ</w:t>
+      </w:r>
+      <w:r>
+        <w:rPr>
+          <w:vertAlign w:val="subscript"/>
+        </w:rPr>
+        <w:t>int</w:t>
+      </w:r>
+      <w:r>
+        <w:t>(x₁)ℋ</w:t>
+      </w:r>
+      <w:r>
+        <w:rPr>
+          <w:vertAlign w:val="subscript"/>
+        </w:rPr>
+        <w:t>int</w:t>
+      </w:r>
+      <w:r>
+        <w:t>(x₂)=e²[⋯]) and by the propagator's explicit i (Lesson 47) gives (−1)(e²)(i)=−ie². Comparing with (ie)²·i=(i²e²)(i)=(−e²)(i)=−ie², the two expressions agree exactly.</w:t>
       </w:r>
     </w:p>
     <w:p>
@@ -2671,7 +3981,43 @@
         <w:t xml:space="preserve"> </w:t>
       </w:r>
       <w:r>
-        <w:t>In Section 2.1's contraction, A_α(x₁) (at the vertex also connected to the outgoing electron ū(p′)) is paired with the outgoing photon, and A_β(x₂) (at the vertex connected to the incoming electron u(p)) is paired with the incoming photon. The crossed diagram instead pairs A_α(x₁) with the incoming photon and A_β(x₂) with the outgoing photon, an equally valid, distinct term produced by Wick's theorem when contracting the same six field operators against the same four external states.</w:t>
+        <w:t>In Section 2.1's contraction, A</w:t>
+      </w:r>
+      <w:r>
+        <w:rPr>
+          <w:vertAlign w:val="subscript"/>
+        </w:rPr>
+        <w:t>α</w:t>
+      </w:r>
+      <w:r>
+        <w:t>(x₁) (at the vertex also connected to the outgoing electron ū(p′)) is paired with the outgoing photon, and A</w:t>
+      </w:r>
+      <w:r>
+        <w:rPr>
+          <w:vertAlign w:val="subscript"/>
+        </w:rPr>
+        <w:t>β</w:t>
+      </w:r>
+      <w:r>
+        <w:t>(x₂) (at the vertex connected to the incoming electron u(p)) is paired with the incoming photon. The crossed diagram instead pairs A</w:t>
+      </w:r>
+      <w:r>
+        <w:rPr>
+          <w:vertAlign w:val="subscript"/>
+        </w:rPr>
+        <w:t>α</w:t>
+      </w:r>
+      <w:r>
+        <w:t>(x₁) with the incoming photon and A</w:t>
+      </w:r>
+      <w:r>
+        <w:rPr>
+          <w:vertAlign w:val="subscript"/>
+        </w:rPr>
+        <w:t>β</w:t>
+      </w:r>
+      <w:r>
+        <w:t>(x₂) with the outgoing photon, an equally valid, distinct term produced by Wick's theorem when contracting the same six field operators against the same four external states.</w:t>
       </w:r>
     </w:p>
     <w:p>
@@ -2685,7 +4031,34 @@
         <w:t xml:space="preserve"> </w:t>
       </w:r>
       <w:r>
-        <w:t>With the photon assignment reversed, the exponent at the vertex connected to the outgoing electron now involves e^(ip′x₁)e^(−ikx₁)e^(−iqx₁) (the incoming photon's momentum now entering at x₁), giving, after the x₁ integral, (2π)⁴δ⁴(p′−k−q), and correspondingly at x₂, (2π)⁴δ⁴(q−p+k′) (the outgoing photon's momentum now flowing out at x₂); combined, these give q=p−k′, confirming the internal momentum stated in Section 3.1, by the identical vertex-conservation mechanism as Section 2.2–2.3 applied to this different assignment.</w:t>
+        <w:t>With the photon assignment reversed, the exponent at the vertex connected to the outgoing electron now involves e</w:t>
+      </w:r>
+      <w:r>
+        <w:rPr>
+          <w:vertAlign w:val="superscript"/>
+        </w:rPr>
+        <w:t>ip′x₁</w:t>
+      </w:r>
+      <w:r>
+        <w:t>e</w:t>
+      </w:r>
+      <w:r>
+        <w:rPr>
+          <w:vertAlign w:val="superscript"/>
+        </w:rPr>
+        <w:t>−ikx₁</w:t>
+      </w:r>
+      <w:r>
+        <w:t>e</w:t>
+      </w:r>
+      <w:r>
+        <w:rPr>
+          <w:vertAlign w:val="superscript"/>
+        </w:rPr>
+        <w:t>−iqx₁</w:t>
+      </w:r>
+      <w:r>
+        <w:t xml:space="preserve"> (the incoming photon's momentum now entering at x₁), giving, after the x₁ integral, (2π)⁴δ⁴(p′−k−q), and correspondingly at x₂, (2π)⁴δ⁴(q−p+k′) (the outgoing photon's momentum now flowing out at x₂); combined, these give q=p−k′, confirming the internal momentum stated in Section 3.1, by the identical vertex-conservation mechanism as Section 2.2–2.3 applied to this different assignment.</w:t>
       </w:r>
     </w:p>
     <w:p>
@@ -2699,7 +4072,25 @@
         <w:t xml:space="preserve"> </w:t>
       </w:r>
       <w:r>
-        <w:t>Wick's theorem states that the vacuum expectation value of a product of field operators equals the sum over every complete pairing (contraction pattern) consistent with the operators present (Lessons 35 and 37); given four external states (two fermionic, two bosonic) to attach and one leftover fermion pair to contract internally, there are exactly two ways to assign the two photon fields, A_α(x₁) and A_β(x₂), to the incoming versus outgoing photon (each vertex's photon field paired with one or the other), and no additional freedom in how the fermion fields are assigned (fixed by which field, ψ or ψ̄, can contract with which external fermion state, per Lesson 49); this combinatorial count, not an extra physical assumption, is exactly two, matching the two diagrams found.</w:t>
+        <w:t>Wick's theorem states that the vacuum expectation value of a product of field operators equals the sum over every complete pairing (contraction pattern) consistent with the operators present (Lessons 35 and 37); given four external states (two fermionic, two bosonic) to attach and one leftover fermion pair to contract internally, there are exactly two ways to assign the two photon fields, A</w:t>
+      </w:r>
+      <w:r>
+        <w:rPr>
+          <w:vertAlign w:val="subscript"/>
+        </w:rPr>
+        <w:t>α</w:t>
+      </w:r>
+      <w:r>
+        <w:t>(x₁) and A</w:t>
+      </w:r>
+      <w:r>
+        <w:rPr>
+          <w:vertAlign w:val="subscript"/>
+        </w:rPr>
+        <w:t>β</w:t>
+      </w:r>
+      <w:r>
+        <w:t>(x₂), to the incoming versus outgoing photon (each vertex's photon field paired with one or the other), and no additional freedom in how the fermion fields are assigned (fixed by which field, ψ or ψ̄, can contract with which external fermion state, per Lesson 49); this combinatorial count, not an extra physical assumption, is exactly two, matching the two diagrams found.</w:t>
       </w:r>
     </w:p>
     <w:p>
@@ -2749,55 +4140,12 @@
         <w:pStyle w:val="Heading2"/>
       </w:pPr>
       <w:r>
-        <w:t>Mastery checklist</w:t>
+        <w:t>Mastery check</w:t>
       </w:r>
     </w:p>
     <w:p>
-      <w:pPr>
-        <w:pStyle w:val="ListBullet"/>
-      </w:pPr>
-      <w:r>
-        <w:t>I can state the general Dyson series term S^(n) and explain why the 1/n! is needed.</w:t>
-      </w:r>
-    </w:p>
-    <w:p>
-      <w:pPr>
-        <w:pStyle w:val="ListBullet"/>
-      </w:pPr>
-      <w:r>
-        <w:t>I can assemble the second-order S-matrix element for Compton scattering's direct diagram, from the interaction term to the final amplitude.</w:t>
-      </w:r>
-    </w:p>
-    <w:p>
-      <w:pPr>
-        <w:pStyle w:val="ListBullet"/>
-      </w:pPr>
-      <w:r>
-        <w:t>I can show, by direct calculation, that the two vertex integrals fix the internal momentum to q=p+k.</w:t>
-      </w:r>
-    </w:p>
-    <w:p>
-      <w:pPr>
-        <w:pStyle w:val="ListBullet"/>
-      </w:pPr>
-      <w:r>
-        <w:t>I can identify the crossed diagram and explain why both diagrams must be summed.</w:t>
-      </w:r>
-    </w:p>
-    <w:p>
-      <w:pPr>
-        <w:pStyle w:val="ListBullet"/>
-      </w:pPr>
-      <w:r>
-        <w:t>I can state the eight-step general recipe for writing down any QED amplitude.</w:t>
-      </w:r>
-    </w:p>
-    <w:p>
-      <w:pPr>
-        <w:pStyle w:val="ListBullet"/>
-      </w:pPr>
-      <w:r>
-        <w:t>I can explain what additional bookkeeping (loops, symmetry factors, fermion-loop signs) more complicated diagrams require.</w:t>
+      <w:r>
+        <w:t>Before moving on, do the Core exercises without looking at the solutions and state this lesson's main result from memory. If both go smoothly, continue; if not, reread the sections the missed exercises cite.</w:t>
       </w:r>
     </w:p>
     <w:p>
@@ -2849,7 +4197,7 @@
         <w:color w:val="5A5A5A"/>
         <w:sz w:val="16"/>
       </w:rPr>
-      <w:t>QED Course   Lesson 50</w:t>
+      <w:t>A QED Course   Lesson 50</w:t>
     </w:r>
   </w:p>
 </w:hdr>
